--- a/tillsyn/A 62540-2025 tillsynsbegäran.docx
+++ b/tillsyn/A 62540-2025 tillsynsbegäran.docx
@@ -312,7 +312,7 @@
     <w:r>
       <w:tab/>
       <w:tab/>
-      <w:t>2026-06-18</w:t>
+      <w:t>2026-06-19</w:t>
       <w:br/>
       <w:br/>
     </w:r>

--- a/tillsyn/A 62540-2025 tillsynsbegäran.docx
+++ b/tillsyn/A 62540-2025 tillsynsbegäran.docx
@@ -312,7 +312,7 @@
     <w:r>
       <w:tab/>
       <w:tab/>
-      <w:t>2026-06-19</w:t>
+      <w:t>2026-06-20</w:t>
       <w:br/>
       <w:br/>
     </w:r>

--- a/tillsyn/A 62540-2025 tillsynsbegäran.docx
+++ b/tillsyn/A 62540-2025 tillsynsbegäran.docx
@@ -12,10 +12,7 @@
     </w:p>
     <w:p>
       <w:r>
-        <w:t>Detta dokument behandlar höga naturvärden i avverkningsanmälan A 62540-2025 i Rättviks kommun som inkom 2025-12-16 och omfattar 2,1 ha.</w:t>
-      </w:r>
-      <w:r>
-        <w:t xml:space="preserve"> I Figur 1 visas fyndplatser för naturvårdsarter i området, som finns registrerade på Artportalen.</w:t>
+        <w:t>Denna tillsynsbegäran behandlar höga naturvärden i avverkningsanmälan A 62540-2025 i Rättviks kommun som inkom 2025-12-16 och omfattar 2,1 ha.</w:t>
       </w:r>
     </w:p>
     <w:p>
@@ -63,7 +60,20 @@
         <w:spacing w:after="240"/>
       </w:pPr>
       <w:r>
-        <w:t>Figur 1. Fyndplatser för naturvårdsarter inom 15 meter från avverkningsanmälan (röd linje). Inom parentes anges rödlistekategorier, S för signalarter, Tför typiska arter och fridlysningsparagrafer i artskyddsförordningen.Markörer utan svart kant är placerade på fyndplatsen. Markörer med svart kant är placerade vid sidan av fyndplatsen och har ett svart streck som visar fyndplatsens exakta position. Kartans mittpunktskoordinat är N 6751447, E 510201 i SWEREF 99 TM.</w:t>
+        <w:t>Figur 1. Fyndplatser för naturvårdsarter inom 15 meter från avverkningsanmälan. Markörer utan svart kant är placerade på fyndplatsen. Markörer med svart kant är placerade vid sidan av fyndplatsen har ett svart streck som visar fyndplatsens exakta position. Kartans mittpunktskoordinat är N 6751447, E 510201 i SWEREF 99 TM.</w:t>
+      </w:r>
+    </w:p>
+    <w:p>
+      <w:r>
+        <w:t>Inom 15 meter från avverkningsanmälan finns fynd av 2 naturvårdsarter, varav 2 är rödlistade och 2 är typiska (T): rosenticka (NT, T) och ullticka (NT, T). Se Figur 1.</w:t>
+      </w:r>
+    </w:p>
+    <w:p>
+      <w:pPr>
+        <w:pStyle w:val="Heading1"/>
+      </w:pPr>
+      <w:r>
+        <w:t>Tillsynsbegäran</w:t>
       </w:r>
     </w:p>
     <w:p>
@@ -77,26 +87,16 @@
       </w:r>
     </w:p>
     <w:p>
-      <w:r>
-        <w:t>Nedan beskrivs fynd av naturvårdsarter som gjorts i det avverkningsanmälda området.</w:t>
-      </w:r>
-    </w:p>
-    <w:p>
       <w:pPr>
         <w:pStyle w:val="Heading1"/>
       </w:pPr>
       <w:r>
-        <w:t>Naturvårdsarter</w:t>
+        <w:t>Naturvårdsarter och fridlysta arter</w:t>
       </w:r>
     </w:p>
     <w:p>
       <w:r>
-        <w:t>Inom 15 meter från avverkningsanmälan har följande 2 naturvårdsarter hittats: rosenticka (NT, T) och ullticka (NT, T). Av dessa är 2 rödlistade. För rödlistade arter har rödlistekategorin angivits inom parentes. Typiska arter inom Natura 2000 som är kopplade till skogsekosystem har markerats med (T).</w:t>
-      </w:r>
-    </w:p>
-    <w:p>
-      <w:r>
-        <w:t>De påträffade naturvårdsarterna är ett tydligt kvitto på att det rör sig om en skog med höga naturvärden.</w:t>
+        <w:t>Nedan följer beskrivningar av de naturvårdsarter och fridlysta arter som har sina livsmiljöer och växtplatser i den avverkningsanmälda skogen. De påträffade naturvårdsarterna är ett tydligt kvitto på att det rör sig om en skog med höga naturvärden.</w:t>
       </w:r>
     </w:p>
     <w:p>
@@ -312,7 +312,7 @@
     <w:r>
       <w:tab/>
       <w:tab/>
-      <w:t>2026-06-20</w:t>
+      <w:t>2026-06-21</w:t>
       <w:br/>
       <w:br/>
     </w:r>

--- a/tillsyn/A 62540-2025 tillsynsbegäran.docx
+++ b/tillsyn/A 62540-2025 tillsynsbegäran.docx
@@ -312,7 +312,7 @@
     <w:r>
       <w:tab/>
       <w:tab/>
-      <w:t>2026-06-21</w:t>
+      <w:t>2026-06-22</w:t>
       <w:br/>
       <w:br/>
     </w:r>

--- a/tillsyn/A 62540-2025 tillsynsbegäran.docx
+++ b/tillsyn/A 62540-2025 tillsynsbegäran.docx
@@ -312,7 +312,7 @@
     <w:r>
       <w:tab/>
       <w:tab/>
-      <w:t>2026-06-22</w:t>
+      <w:t>2026-06-23</w:t>
       <w:br/>
       <w:br/>
     </w:r>

--- a/tillsyn/A 62540-2025 tillsynsbegäran.docx
+++ b/tillsyn/A 62540-2025 tillsynsbegäran.docx
@@ -312,7 +312,7 @@
     <w:r>
       <w:tab/>
       <w:tab/>
-      <w:t>2026-06-23</w:t>
+      <w:t>2026-06-24</w:t>
       <w:br/>
       <w:br/>
     </w:r>

--- a/tillsyn/A 62540-2025 tillsynsbegäran.docx
+++ b/tillsyn/A 62540-2025 tillsynsbegäran.docx
@@ -312,7 +312,7 @@
     <w:r>
       <w:tab/>
       <w:tab/>
-      <w:t>2026-06-24</w:t>
+      <w:t>2026-06-25</w:t>
       <w:br/>
       <w:br/>
     </w:r>

--- a/tillsyn/A 62540-2025 tillsynsbegäran.docx
+++ b/tillsyn/A 62540-2025 tillsynsbegäran.docx
@@ -312,7 +312,7 @@
     <w:r>
       <w:tab/>
       <w:tab/>
-      <w:t>2026-06-25</w:t>
+      <w:t>2026-06-26</w:t>
       <w:br/>
       <w:br/>
     </w:r>

--- a/tillsyn/A 62540-2025 tillsynsbegäran.docx
+++ b/tillsyn/A 62540-2025 tillsynsbegäran.docx
@@ -312,7 +312,7 @@
     <w:r>
       <w:tab/>
       <w:tab/>
-      <w:t>2026-06-26</w:t>
+      <w:t>2026-06-27</w:t>
       <w:br/>
       <w:br/>
     </w:r>

--- a/tillsyn/A 62540-2025 tillsynsbegäran.docx
+++ b/tillsyn/A 62540-2025 tillsynsbegäran.docx
@@ -312,7 +312,7 @@
     <w:r>
       <w:tab/>
       <w:tab/>
-      <w:t>2026-07-13</w:t>
+      <w:t>2026-07-14</w:t>
       <w:br/>
       <w:br/>
     </w:r>

--- a/tillsyn/A 62540-2025 tillsynsbegäran.docx
+++ b/tillsyn/A 62540-2025 tillsynsbegäran.docx
@@ -312,7 +312,7 @@
     <w:r>
       <w:tab/>
       <w:tab/>
-      <w:t>2026-07-14</w:t>
+      <w:t>2026-07-15</w:t>
       <w:br/>
       <w:br/>
     </w:r>

--- a/tillsyn/A 62540-2025 tillsynsbegäran.docx
+++ b/tillsyn/A 62540-2025 tillsynsbegäran.docx
@@ -312,7 +312,7 @@
     <w:r>
       <w:tab/>
       <w:tab/>
-      <w:t>2026-07-15</w:t>
+      <w:t>2026-07-16</w:t>
       <w:br/>
       <w:br/>
     </w:r>

--- a/tillsyn/A 62540-2025 tillsynsbegäran.docx
+++ b/tillsyn/A 62540-2025 tillsynsbegäran.docx
@@ -312,7 +312,7 @@
     <w:r>
       <w:tab/>
       <w:tab/>
-      <w:t>2026-07-16</w:t>
+      <w:t>2026-07-17</w:t>
       <w:br/>
       <w:br/>
     </w:r>

--- a/tillsyn/A 62540-2025 tillsynsbegäran.docx
+++ b/tillsyn/A 62540-2025 tillsynsbegäran.docx
@@ -312,7 +312,7 @@
     <w:r>
       <w:tab/>
       <w:tab/>
-      <w:t>2026-07-17</w:t>
+      <w:t>2026-07-18</w:t>
       <w:br/>
       <w:br/>
     </w:r>

--- a/tillsyn/A 62540-2025 tillsynsbegäran.docx
+++ b/tillsyn/A 62540-2025 tillsynsbegäran.docx
@@ -312,7 +312,7 @@
     <w:r>
       <w:tab/>
       <w:tab/>
-      <w:t>2026-07-18</w:t>
+      <w:t>2026-07-19</w:t>
       <w:br/>
       <w:br/>
     </w:r>

--- a/tillsyn/A 62540-2025 tillsynsbegäran.docx
+++ b/tillsyn/A 62540-2025 tillsynsbegäran.docx
@@ -312,7 +312,7 @@
     <w:r>
       <w:tab/>
       <w:tab/>
-      <w:t>2026-07-19</w:t>
+      <w:t>2026-07-20</w:t>
       <w:br/>
       <w:br/>
     </w:r>

--- a/tillsyn/A 62540-2025 tillsynsbegäran.docx
+++ b/tillsyn/A 62540-2025 tillsynsbegäran.docx
@@ -312,7 +312,7 @@
     <w:r>
       <w:tab/>
       <w:tab/>
-      <w:t>2026-07-20</w:t>
+      <w:t>2026-07-21</w:t>
       <w:br/>
       <w:br/>
     </w:r>

--- a/tillsyn/A 62540-2025 tillsynsbegäran.docx
+++ b/tillsyn/A 62540-2025 tillsynsbegäran.docx
@@ -312,7 +312,7 @@
     <w:r>
       <w:tab/>
       <w:tab/>
-      <w:t>2026-07-21</w:t>
+      <w:t>2026-07-22</w:t>
       <w:br/>
       <w:br/>
     </w:r>

--- a/tillsyn/A 62540-2025 tillsynsbegäran.docx
+++ b/tillsyn/A 62540-2025 tillsynsbegäran.docx
@@ -312,7 +312,7 @@
     <w:r>
       <w:tab/>
       <w:tab/>
-      <w:t>2026-07-22</w:t>
+      <w:t>2026-07-23</w:t>
       <w:br/>
       <w:br/>
     </w:r>

--- a/tillsyn/A 62540-2025 tillsynsbegäran.docx
+++ b/tillsyn/A 62540-2025 tillsynsbegäran.docx
@@ -312,7 +312,7 @@
     <w:r>
       <w:tab/>
       <w:tab/>
-      <w:t>2026-07-23</w:t>
+      <w:t>2026-07-24</w:t>
       <w:br/>
       <w:br/>
     </w:r>

--- a/tillsyn/A 62540-2025 tillsynsbegäran.docx
+++ b/tillsyn/A 62540-2025 tillsynsbegäran.docx
@@ -312,7 +312,7 @@
     <w:r>
       <w:tab/>
       <w:tab/>
-      <w:t>2026-07-24</w:t>
+      <w:t>2026-07-25</w:t>
       <w:br/>
       <w:br/>
     </w:r>

--- a/tillsyn/A 62540-2025 tillsynsbegäran.docx
+++ b/tillsyn/A 62540-2025 tillsynsbegäran.docx
@@ -312,7 +312,7 @@
     <w:r>
       <w:tab/>
       <w:tab/>
-      <w:t>2026-07-25</w:t>
+      <w:t>2026-07-26</w:t>
       <w:br/>
       <w:br/>
     </w:r>

--- a/tillsyn/A 62540-2025 tillsynsbegäran.docx
+++ b/tillsyn/A 62540-2025 tillsynsbegäran.docx
@@ -312,7 +312,7 @@
     <w:r>
       <w:tab/>
       <w:tab/>
-      <w:t>2026-07-26</w:t>
+      <w:t>2026-07-27</w:t>
       <w:br/>
       <w:br/>
     </w:r>

--- a/tillsyn/A 62540-2025 tillsynsbegäran.docx
+++ b/tillsyn/A 62540-2025 tillsynsbegäran.docx
@@ -312,7 +312,7 @@
     <w:r>
       <w:tab/>
       <w:tab/>
-      <w:t>2026-07-27</w:t>
+      <w:t>2026-07-28</w:t>
       <w:br/>
       <w:br/>
     </w:r>

--- a/tillsyn/A 62540-2025 tillsynsbegäran.docx
+++ b/tillsyn/A 62540-2025 tillsynsbegäran.docx
@@ -312,7 +312,7 @@
     <w:r>
       <w:tab/>
       <w:tab/>
-      <w:t>2026-07-28</w:t>
+      <w:t>2026-07-29</w:t>
       <w:br/>
       <w:br/>
     </w:r>

--- a/tillsyn/A 62540-2025 tillsynsbegäran.docx
+++ b/tillsyn/A 62540-2025 tillsynsbegäran.docx
@@ -312,7 +312,7 @@
     <w:r>
       <w:tab/>
       <w:tab/>
-      <w:t>2026-07-29</w:t>
+      <w:t>2026-07-30</w:t>
       <w:br/>
       <w:br/>
     </w:r>

--- a/tillsyn/A 62540-2025 tillsynsbegäran.docx
+++ b/tillsyn/A 62540-2025 tillsynsbegäran.docx
@@ -312,7 +312,7 @@
     <w:r>
       <w:tab/>
       <w:tab/>
-      <w:t>2026-07-30</w:t>
+      <w:t>2026-07-31</w:t>
       <w:br/>
       <w:br/>
     </w:r>

--- a/tillsyn/A 62540-2025 tillsynsbegäran.docx
+++ b/tillsyn/A 62540-2025 tillsynsbegäran.docx
@@ -312,7 +312,7 @@
     <w:r>
       <w:tab/>
       <w:tab/>
-      <w:t>2026-07-31</w:t>
+      <w:t>2026-08-01</w:t>
       <w:br/>
       <w:br/>
     </w:r>

--- a/tillsyn/A 62540-2025 tillsynsbegäran.docx
+++ b/tillsyn/A 62540-2025 tillsynsbegäran.docx
@@ -312,7 +312,7 @@
     <w:r>
       <w:tab/>
       <w:tab/>
-      <w:t>2026-08-01</w:t>
+      <w:t>2026-08-02</w:t>
       <w:br/>
       <w:br/>
     </w:r>

--- a/tillsyn/A 62540-2025 tillsynsbegäran.docx
+++ b/tillsyn/A 62540-2025 tillsynsbegäran.docx
@@ -312,7 +312,7 @@
     <w:r>
       <w:tab/>
       <w:tab/>
-      <w:t>2026-08-02</w:t>
+      <w:t>2026-08-03</w:t>
       <w:br/>
       <w:br/>
     </w:r>

--- a/tillsyn/A 62540-2025 tillsynsbegäran.docx
+++ b/tillsyn/A 62540-2025 tillsynsbegäran.docx
@@ -22,7 +22,7 @@
       <w:r>
         <w:drawing>
           <wp:inline xmlns:a="http://schemas.openxmlformats.org/drawingml/2006/main" xmlns:pic="http://schemas.openxmlformats.org/drawingml/2006/picture">
-            <wp:extent cx="5486400" cy="5520548"/>
+            <wp:extent cx="5486400" cy="5214051"/>
             <wp:docPr id="1" name="Picture 1"/>
             <wp:cNvGraphicFramePr>
               <a:graphicFrameLocks noChangeAspect="1"/>
@@ -43,7 +43,7 @@
                   <pic:spPr>
                     <a:xfrm>
                       <a:off x="0" y="0"/>
-                      <a:ext cx="5486400" cy="5520548"/>
+                      <a:ext cx="5486400" cy="5214051"/>
                     </a:xfrm>
                     <a:prstGeom prst="rect"/>
                   </pic:spPr>
@@ -60,12 +60,12 @@
         <w:spacing w:after="240"/>
       </w:pPr>
       <w:r>
-        <w:t>Figur 1. Fyndplatser för naturvårdsarter inom 15 meter från avverkningsanmälan. Markörer utan svart kant är placerade på fyndplatsen. Markörer med svart kant är placerade vid sidan av fyndplatsen har ett svart streck som visar fyndplatsens exakta position. Kartans mittpunktskoordinat är N 6751447, E 510201 i SWEREF 99 TM.</w:t>
+        <w:t>Figur 1. Fyndplatser för naturvårdsarter inom 19 meter från avverkningsanmälan. Markörer utan svart kant är placerade på fyndplatsen. Markörer med svart kant är placerade vid sidan av fyndplatsen har ett svart streck som visar fyndplatsens exakta position. Kartans mittpunktskoordinat är N 6751447, E 510201 i SWEREF 99 TM.</w:t>
       </w:r>
     </w:p>
     <w:p>
       <w:r>
-        <w:t>Inom 15 meter från avverkningsanmälan finns fynd av 2 naturvårdsarter, varav 2 är rödlistade och 2 är typiska (T): rosenticka (NT, T) och ullticka (NT, T). Se Figur 1.</w:t>
+        <w:t>Inom 19 meter från avverkningsanmälan finns fynd av 3 naturvårdsarter, varav 3 är rödlistade och 2 är typiska (T): Phellodon melilotinus (VU), rosenticka (NT, T) och ullticka (NT, T). Se Figur 1.</w:t>
       </w:r>
     </w:p>
     <w:p>
@@ -97,6 +97,24 @@
     <w:p>
       <w:r>
         <w:t>Nedan följer beskrivningar av de naturvårdsarter och fridlysta arter som har sina livsmiljöer och växtplatser i den avverkningsanmälda skogen. De påträffade naturvårdsarterna är ett tydligt kvitto på att det rör sig om en skog med höga naturvärden.</w:t>
+      </w:r>
+    </w:p>
+    <w:p>
+      <w:r>
+        <w:rPr>
+          <w:b/>
+          <w:i/>
+        </w:rPr>
+        <w:t>Phellodon melilotinus</w:t>
+      </w:r>
+      <w:r>
+        <w:rPr>
+          <w:b/>
+        </w:rPr>
+        <w:t xml:space="preserve"> (VU) </w:t>
+      </w:r>
+      <w:r>
+        <w:t>är en lädertaggsvamp som bildar mykorrhiza med gran, möjligen även med tall, i äldre barrskog på kalkrik mark. Den totala populationen i landet bedöms ha minskat och förväntas fortsätta minska på grund av slutavverkning av äldre kalkbarrskog och kontinuitetsskog. Arten har begränsad förmåga att återetablera sig efter slutavverkning eller andra storskaliga skogsbruksåtgärder. Det finns inga indikationer på att arten långsiktigt kan etablera eller reproducera sig i skogsbestånd som brukas med trakthyggesmetoder, markberedning, gödsling eller föryngring med förädlat plantmaterial. Uppfyller kriterierna för att bli rödlistad på grund av ny kunskap som visar att en större andel av populationen än tidigare bedömt är knuten till kontinuitetsbarrskog (SLU Artdatabanken, 2026).</w:t>
       </w:r>
     </w:p>
     <w:p>
@@ -312,7 +330,7 @@
     <w:r>
       <w:tab/>
       <w:tab/>
-      <w:t>2026-08-03</w:t>
+      <w:t>2026-08-05</w:t>
       <w:br/>
       <w:br/>
     </w:r>

--- a/tillsyn/A 62540-2025 tillsynsbegäran.docx
+++ b/tillsyn/A 62540-2025 tillsynsbegäran.docx
@@ -330,7 +330,7 @@
     <w:r>
       <w:tab/>
       <w:tab/>
-      <w:t>2026-08-05</w:t>
+      <w:t>2026-08-07</w:t>
       <w:br/>
       <w:br/>
     </w:r>

--- a/tillsyn/A 62540-2025 tillsynsbegäran.docx
+++ b/tillsyn/A 62540-2025 tillsynsbegäran.docx
@@ -330,7 +330,7 @@
     <w:r>
       <w:tab/>
       <w:tab/>
-      <w:t>2026-08-07</w:t>
+      <w:t>2026-08-08</w:t>
       <w:br/>
       <w:br/>
     </w:r>

--- a/tillsyn/A 62540-2025 tillsynsbegäran.docx
+++ b/tillsyn/A 62540-2025 tillsynsbegäran.docx
@@ -22,7 +22,7 @@
       <w:r>
         <w:drawing>
           <wp:inline xmlns:a="http://schemas.openxmlformats.org/drawingml/2006/main" xmlns:pic="http://schemas.openxmlformats.org/drawingml/2006/picture">
-            <wp:extent cx="5486400" cy="5520548"/>
+            <wp:extent cx="5486400" cy="5214051"/>
             <wp:docPr id="1" name="Picture 1"/>
             <wp:cNvGraphicFramePr>
               <a:graphicFrameLocks noChangeAspect="1"/>
@@ -43,7 +43,7 @@
                   <pic:spPr>
                     <a:xfrm>
                       <a:off x="0" y="0"/>
-                      <a:ext cx="5486400" cy="5520548"/>
+                      <a:ext cx="5486400" cy="5214051"/>
                     </a:xfrm>
                     <a:prstGeom prst="rect"/>
                   </pic:spPr>
@@ -60,12 +60,12 @@
         <w:spacing w:after="240"/>
       </w:pPr>
       <w:r>
-        <w:t>Figur 1. Fyndplatser för naturvårdsarter inom 15 meter från avverkningsanmälan. Markörer utan svart kant är placerade på fyndplatsen. Markörer med svart kant är placerade vid sidan av fyndplatsen har ett svart streck som visar fyndplatsens exakta position. Kartans mittpunktskoordinat är N 6751447, E 510201 i SWEREF 99 TM.</w:t>
+        <w:t>Figur 1. Fyndplatser för naturvårdsarter inom 19 meter från avverkningsanmälan. Markörer utan svart kant är placerade på fyndplatsen. Markörer med svart kant är placerade vid sidan av fyndplatsen och har ett svart streck som visar fyndplatsens exakta position. Kartans mittpunktskoordinat är N 6751447, E 510201 i SWEREF 99 TM.</w:t>
       </w:r>
     </w:p>
     <w:p>
       <w:r>
-        <w:t>Inom 15 meter från avverkningsanmälan finns fynd av 2 naturvårdsarter, varav 2 är rödlistade och 2 är typiska (T): rosenticka (NT, T) och ullticka (NT, T). Se Figur 1.</w:t>
+        <w:t>Inom 19 meter från avverkningsanmälan finns fynd av 3 naturvårdsarter, varav 3 är rödlistade och 2 är typiska (T): Phellodon melilotinus (VU), rosenticka (NT, T) och ullticka (NT, T). Se Figur 1.</w:t>
       </w:r>
     </w:p>
     <w:p>
@@ -97,6 +97,24 @@
     <w:p>
       <w:r>
         <w:t>Nedan följer beskrivningar av de naturvårdsarter och fridlysta arter som har sina livsmiljöer och växtplatser i den avverkningsanmälda skogen. De påträffade naturvårdsarterna är ett tydligt kvitto på att det rör sig om en skog med höga naturvärden.</w:t>
+      </w:r>
+    </w:p>
+    <w:p>
+      <w:r>
+        <w:rPr>
+          <w:b/>
+          <w:i/>
+        </w:rPr>
+        <w:t>Phellodon melilotinus</w:t>
+      </w:r>
+      <w:r>
+        <w:rPr>
+          <w:b/>
+        </w:rPr>
+        <w:t xml:space="preserve"> (VU) </w:t>
+      </w:r>
+      <w:r>
+        <w:t>är en lädertaggsvamp som bildar mykorrhiza med gran, möjligen även med tall, i äldre barrskog på kalkrik mark. Den totala populationen i landet bedöms ha minskat och förväntas fortsätta minska på grund av slutavverkning av äldre kalkbarrskog och kontinuitetsskog. Arten har begränsad förmåga att återetablera sig efter slutavverkning eller andra storskaliga skogsbruksåtgärder. Det finns inga indikationer på att arten långsiktigt kan etablera eller reproducera sig i skogsbestånd som brukas med trakthyggesmetoder, markberedning, gödsling eller föryngring med förädlat plantmaterial. Uppfyller kriterierna för att bli rödlistad på grund av ny kunskap som visar att en större andel av populationen än tidigare bedömt är knuten till kontinuitetsbarrskog (SLU Artdatabanken, 2026).</w:t>
       </w:r>
     </w:p>
     <w:p>
@@ -312,7 +330,7 @@
     <w:r>
       <w:tab/>
       <w:tab/>
-      <w:t>2026-08-14</w:t>
+      <w:t>2026-08-15</w:t>
       <w:br/>
       <w:br/>
     </w:r>

--- a/tillsyn/A 62540-2025 tillsynsbegäran.docx
+++ b/tillsyn/A 62540-2025 tillsynsbegäran.docx
@@ -330,7 +330,7 @@
     <w:r>
       <w:tab/>
       <w:tab/>
-      <w:t>2026-08-15</w:t>
+      <w:t>2026-08-16</w:t>
       <w:br/>
       <w:br/>
     </w:r>

--- a/tillsyn/A 62540-2025 tillsynsbegäran.docx
+++ b/tillsyn/A 62540-2025 tillsynsbegäran.docx
@@ -330,7 +330,7 @@
     <w:r>
       <w:tab/>
       <w:tab/>
-      <w:t>2026-08-16</w:t>
+      <w:t>2026-08-17</w:t>
       <w:br/>
       <w:br/>
     </w:r>

--- a/tillsyn/A 62540-2025 tillsynsbegäran.docx
+++ b/tillsyn/A 62540-2025 tillsynsbegäran.docx
@@ -330,7 +330,7 @@
     <w:r>
       <w:tab/>
       <w:tab/>
-      <w:t>2026-08-17</w:t>
+      <w:t>2026-08-18</w:t>
       <w:br/>
       <w:br/>
     </w:r>

--- a/tillsyn/A 62540-2025 tillsynsbegäran.docx
+++ b/tillsyn/A 62540-2025 tillsynsbegäran.docx
@@ -330,7 +330,7 @@
     <w:r>
       <w:tab/>
       <w:tab/>
-      <w:t>2026-08-18</w:t>
+      <w:t>2026-08-19</w:t>
       <w:br/>
       <w:br/>
     </w:r>

--- a/tillsyn/A 62540-2025 tillsynsbegäran.docx
+++ b/tillsyn/A 62540-2025 tillsynsbegäran.docx
@@ -330,7 +330,7 @@
     <w:r>
       <w:tab/>
       <w:tab/>
-      <w:t>2026-08-19</w:t>
+      <w:t>2026-08-20</w:t>
       <w:br/>
       <w:br/>
     </w:r>

--- a/tillsyn/A 62540-2025 tillsynsbegäran.docx
+++ b/tillsyn/A 62540-2025 tillsynsbegäran.docx
@@ -330,7 +330,7 @@
     <w:r>
       <w:tab/>
       <w:tab/>
-      <w:t>2026-08-20</w:t>
+      <w:t>2026-08-21</w:t>
       <w:br/>
       <w:br/>
     </w:r>

--- a/tillsyn/A 62540-2025 tillsynsbegäran.docx
+++ b/tillsyn/A 62540-2025 tillsynsbegäran.docx
@@ -330,7 +330,7 @@
     <w:r>
       <w:tab/>
       <w:tab/>
-      <w:t>2026-08-21</w:t>
+      <w:t>2026-08-22</w:t>
       <w:br/>
       <w:br/>
     </w:r>

--- a/tillsyn/A 62540-2025 tillsynsbegäran.docx
+++ b/tillsyn/A 62540-2025 tillsynsbegäran.docx
@@ -330,7 +330,7 @@
     <w:r>
       <w:tab/>
       <w:tab/>
-      <w:t>2026-08-22</w:t>
+      <w:t>2026-08-23</w:t>
       <w:br/>
       <w:br/>
     </w:r>

--- a/tillsyn/A 62540-2025 tillsynsbegäran.docx
+++ b/tillsyn/A 62540-2025 tillsynsbegäran.docx
@@ -330,7 +330,7 @@
     <w:r>
       <w:tab/>
       <w:tab/>
-      <w:t>2026-08-23</w:t>
+      <w:t>2026-08-24</w:t>
       <w:br/>
       <w:br/>
     </w:r>

--- a/tillsyn/A 62540-2025 tillsynsbegäran.docx
+++ b/tillsyn/A 62540-2025 tillsynsbegäran.docx
@@ -330,7 +330,7 @@
     <w:r>
       <w:tab/>
       <w:tab/>
-      <w:t>2026-08-24</w:t>
+      <w:t>2026-08-25</w:t>
       <w:br/>
       <w:br/>
     </w:r>

--- a/tillsyn/A 62540-2025 tillsynsbegäran.docx
+++ b/tillsyn/A 62540-2025 tillsynsbegäran.docx
@@ -330,7 +330,7 @@
     <w:r>
       <w:tab/>
       <w:tab/>
-      <w:t>2026-08-25</w:t>
+      <w:t>2026-08-26</w:t>
       <w:br/>
       <w:br/>
     </w:r>

--- a/tillsyn/A 62540-2025 tillsynsbegäran.docx
+++ b/tillsyn/A 62540-2025 tillsynsbegäran.docx
@@ -330,7 +330,7 @@
     <w:r>
       <w:tab/>
       <w:tab/>
-      <w:t>2026-08-26</w:t>
+      <w:t>2026-08-27</w:t>
       <w:br/>
       <w:br/>
     </w:r>

--- a/tillsyn/A 62540-2025 tillsynsbegäran.docx
+++ b/tillsyn/A 62540-2025 tillsynsbegäran.docx
@@ -330,7 +330,7 @@
     <w:r>
       <w:tab/>
       <w:tab/>
-      <w:t>2026-08-27</w:t>
+      <w:t>2026-08-28</w:t>
       <w:br/>
       <w:br/>
     </w:r>

--- a/tillsyn/A 62540-2025 tillsynsbegäran.docx
+++ b/tillsyn/A 62540-2025 tillsynsbegäran.docx
@@ -330,7 +330,7 @@
     <w:r>
       <w:tab/>
       <w:tab/>
-      <w:t>2026-08-28</w:t>
+      <w:t>2026-08-29</w:t>
       <w:br/>
       <w:br/>
     </w:r>

--- a/tillsyn/A 62540-2025 tillsynsbegäran.docx
+++ b/tillsyn/A 62540-2025 tillsynsbegäran.docx
@@ -330,7 +330,7 @@
     <w:r>
       <w:tab/>
       <w:tab/>
-      <w:t>2026-08-29</w:t>
+      <w:t>2026-08-31</w:t>
       <w:br/>
       <w:br/>
     </w:r>

--- a/tillsyn/A 62540-2025 tillsynsbegäran.docx
+++ b/tillsyn/A 62540-2025 tillsynsbegäran.docx
@@ -330,7 +330,7 @@
     <w:r>
       <w:tab/>
       <w:tab/>
-      <w:t>2026-08-31</w:t>
+      <w:t>2026-09-01</w:t>
       <w:br/>
       <w:br/>
     </w:r>

--- a/tillsyn/A 62540-2025 tillsynsbegäran.docx
+++ b/tillsyn/A 62540-2025 tillsynsbegäran.docx
@@ -330,7 +330,7 @@
     <w:r>
       <w:tab/>
       <w:tab/>
-      <w:t>2026-09-01</w:t>
+      <w:t>2026-09-02</w:t>
       <w:br/>
       <w:br/>
     </w:r>

--- a/tillsyn/A 62540-2025 tillsynsbegäran.docx
+++ b/tillsyn/A 62540-2025 tillsynsbegäran.docx
@@ -330,7 +330,7 @@
     <w:r>
       <w:tab/>
       <w:tab/>
-      <w:t>2026-09-02</w:t>
+      <w:t>2026-09-03</w:t>
       <w:br/>
       <w:br/>
     </w:r>

--- a/tillsyn/A 62540-2025 tillsynsbegäran.docx
+++ b/tillsyn/A 62540-2025 tillsynsbegäran.docx
@@ -330,7 +330,7 @@
     <w:r>
       <w:tab/>
       <w:tab/>
-      <w:t>2026-09-03</w:t>
+      <w:t>2026-09-04</w:t>
       <w:br/>
       <w:br/>
     </w:r>

--- a/tillsyn/A 62540-2025 tillsynsbegäran.docx
+++ b/tillsyn/A 62540-2025 tillsynsbegäran.docx
@@ -330,7 +330,7 @@
     <w:r>
       <w:tab/>
       <w:tab/>
-      <w:t>2026-09-04</w:t>
+      <w:t>2026-09-05</w:t>
       <w:br/>
       <w:br/>
     </w:r>

--- a/tillsyn/A 62540-2025 tillsynsbegäran.docx
+++ b/tillsyn/A 62540-2025 tillsynsbegäran.docx
@@ -330,7 +330,7 @@
     <w:r>
       <w:tab/>
       <w:tab/>
-      <w:t>2026-09-05</w:t>
+      <w:t>2026-09-06</w:t>
       <w:br/>
       <w:br/>
     </w:r>

--- a/tillsyn/A 62540-2025 tillsynsbegäran.docx
+++ b/tillsyn/A 62540-2025 tillsynsbegäran.docx
@@ -330,7 +330,7 @@
     <w:r>
       <w:tab/>
       <w:tab/>
-      <w:t>2026-09-06</w:t>
+      <w:t>2026-09-07</w:t>
       <w:br/>
       <w:br/>
     </w:r>

--- a/tillsyn/A 62540-2025 tillsynsbegäran.docx
+++ b/tillsyn/A 62540-2025 tillsynsbegäran.docx
@@ -330,7 +330,7 @@
     <w:r>
       <w:tab/>
       <w:tab/>
-      <w:t>2026-09-07</w:t>
+      <w:t>2026-09-08</w:t>
       <w:br/>
       <w:br/>
     </w:r>

--- a/tillsyn/A 62540-2025 tillsynsbegäran.docx
+++ b/tillsyn/A 62540-2025 tillsynsbegäran.docx
@@ -330,7 +330,7 @@
     <w:r>
       <w:tab/>
       <w:tab/>
-      <w:t>2026-09-08</w:t>
+      <w:t>2026-09-09</w:t>
       <w:br/>
       <w:br/>
     </w:r>

--- a/tillsyn/A 62540-2025 tillsynsbegäran.docx
+++ b/tillsyn/A 62540-2025 tillsynsbegäran.docx
@@ -330,7 +330,7 @@
     <w:r>
       <w:tab/>
       <w:tab/>
-      <w:t>2026-09-09</w:t>
+      <w:t>2026-09-10</w:t>
       <w:br/>
       <w:br/>
     </w:r>

--- a/tillsyn/A 62540-2025 tillsynsbegäran.docx
+++ b/tillsyn/A 62540-2025 tillsynsbegäran.docx
@@ -330,7 +330,7 @@
     <w:r>
       <w:tab/>
       <w:tab/>
-      <w:t>2026-09-10</w:t>
+      <w:t>2026-09-11</w:t>
       <w:br/>
       <w:br/>
     </w:r>

--- a/tillsyn/A 62540-2025 tillsynsbegäran.docx
+++ b/tillsyn/A 62540-2025 tillsynsbegäran.docx
@@ -330,7 +330,7 @@
     <w:r>
       <w:tab/>
       <w:tab/>
-      <w:t>2026-09-11</w:t>
+      <w:t>2026-09-12</w:t>
       <w:br/>
       <w:br/>
     </w:r>

--- a/tillsyn/A 62540-2025 tillsynsbegäran.docx
+++ b/tillsyn/A 62540-2025 tillsynsbegäran.docx
@@ -330,7 +330,7 @@
     <w:r>
       <w:tab/>
       <w:tab/>
-      <w:t>2026-09-12</w:t>
+      <w:t>2026-09-13</w:t>
       <w:br/>
       <w:br/>
     </w:r>
